--- a/week2/第二次上机实验报告.docx
+++ b/week2/第二次上机实验报告.docx
@@ -669,7 +669,7 @@
                 <w:sz w:val="24"/>
                 <w:szCs w:val="24"/>
               </w:rPr>
-              <w:t>掌握函数的定义、声明与调用，理解值传递与引用传递的区别。</w:t>
+              <w:t>学会自己写函数，搞清楚值传递和引用传递到底差在哪。</w:t>
             </w:r>
           </w:p>
           <w:p>
@@ -695,7 +695,7 @@
                 <w:sz w:val="24"/>
                 <w:szCs w:val="24"/>
               </w:rPr>
-              <w:t>熟练运用函数重载与内联函数，理解编译器如何根据参数类型选择函数版本。</w:t>
+              <w:t>会用函数重载和 inline，知道编译器是怎么挑版本的。</w:t>
             </w:r>
           </w:p>
           <w:p>
@@ -721,7 +721,7 @@
                 <w:sz w:val="24"/>
                 <w:szCs w:val="24"/>
               </w:rPr>
-              <w:t>理解递归的执行过程，能够用递归解决求幂、数列等数学问题。</w:t>
+              <w:t>能看懂递归是怎么一层层调下去的，自己也能写出来。</w:t>
             </w:r>
           </w:p>
         </w:tc>
@@ -1351,7 +1351,7 @@
               <w:pStyle w:val="a7"/>
             </w:pPr>
             <w:r>
-              <w:t>这次实验的重点从语句转到了函数。我掌握了引用传递、函数重载、内联函数和递归这四块内容，也第一次体会到“同一个名字可以对应多个函数”这种设计带来的方便。</w:t>
+              <w:t>这次主要练函数。以前都是从头到尾一堆语句，现在学会把功能拆成一个个函数，代码清爽多了。</w:t>
             </w:r>
             <w:proofErr w:type="gramStart"/>
             <w:proofErr w:type="gramEnd"/>
@@ -1361,7 +1361,7 @@
               <w:pStyle w:val="a7"/>
             </w:pPr>
             <w:r>
-              <w:t>印象最深的是引用传递。swap 如果写成值传递，交换的只是副本，main 里的变量根本不会变；只有参数写成 int&amp; 才能真正改到原变量。函数重载则让我明白，编译器是靠参数类型来挑版本的，返回类型不同并不构成重载。</w:t>
+              <w:t>印象最深的是引用传递。swap 写成值传递根本不生效，得用 int&amp; 才行；函数重载也挺有意思，名字一样，编译器自己按参数类型挑。</w:t>
             </w:r>
           </w:p>
           <w:p>
@@ -1369,7 +1369,7 @@
               <w:pStyle w:val="a7"/>
             </w:pPr>
             <w:r>
-              <w:t>调试时踩了两个坑。一个是判断素数时把 1 也当成了素数，忽略了“素数必须大于 1”这个前提；另一个是求最大公约数时从 2 往上枚举，返回的其实是最小公约数，gcd(12, 18) 算出来是 2 而不是 6。两处都是“能跑但答案不对”，靠打印中间结果、再手算对比才找出来。</w:t>
+              <w:t>也踩了坑。素数那题我把 1 当成素数了，还有求最大公约数时枚举方向写反，跑出来是 2 不是 6。都是能跑但结果不对，只能打印中间值一点点找。</w:t>
             </w:r>
             <w:proofErr w:type="spellStart"/>
             <w:proofErr w:type="spellEnd"/>
@@ -1379,7 +1379,7 @@
               <w:pStyle w:val="a7"/>
             </w:pPr>
             <w:r>
-              <w:t>这次也让我意识到，写函数不只是把代码拆开，更重要的是把“输入是什么、输出是什么、边界怎么处理”先想清楚。以后遇到循环枚举类的题，我会先确认枚举的方向对不对，再动手写。</w:t>
+              <w:t>感觉写函数难的其实不是语法，是先想清楚输入输出是什么、边界怎么处理。</w:t>
             </w:r>
             <w:proofErr w:type="gramStart"/>
             <w:proofErr w:type="gramEnd"/>
